--- a/ky/discovery-articles/7.8 Кванттык эсептөө.docx
+++ b/ky/discovery-articles/7.8 Кванттык эсептөө.docx
@@ -4,580 +4,386 @@
   <w:body>
     <w:p>
       <w:pPr>
-        <w:keepNext/>
-        <w:spacing w:before="280" w:after="120"/>
+        <w:pStyle w:val="Title"/>
+        <w:widowControl/>
       </w:pPr>
       <w:r>
-        <w:rPr>
-          <w:rFonts w:ascii="Calibri" w:hAnsi="Calibri" w:eastAsia="Calibri"/>
-          <w:b/>
-          <w:i w:val="0"/>
-          <w:color w:val="004E8C"/>
-          <w:sz w:val="44"/>
-        </w:rPr>
         <w:t>7.8 Кванттык эсептөө</w:t>
       </w:r>
     </w:p>
     <w:p>
       <w:pPr>
-        <w:spacing w:after="80"/>
+        <w:keepNext/>
+        <w:widowControl/>
       </w:pPr>
       <w:r>
         <w:rPr>
-          <w:rFonts w:ascii="Calibri" w:hAnsi="Calibri" w:eastAsia="Calibri"/>
-          <w:b w:val="0"/>
-          <w:i/>
-          <w:color w:val="505050"/>
-          <w:sz w:val="22"/>
+          <w:sz w:val="20"/>
         </w:rPr>
-        <w:t>7. Өнүгүп келе жаткан жана түп-тамырынан өзгөртүүчү технологиялар</w:t>
-      </w:r>
-    </w:p>
-    <w:p>
-      <w:pPr>
-        <w:spacing w:after="200"/>
-      </w:pPr>
-      <w:r>
-        <w:rPr>
-          <w:rFonts w:ascii="Calibri" w:hAnsi="Calibri" w:eastAsia="Calibri"/>
-          <w:b w:val="0"/>
-          <w:i/>
-          <w:sz w:val="22"/>
-        </w:rPr>
-        <w:t>Мезгил: болжол менен 1980-жылдардагы теориялык сунуштар; 1990-жылдардагы алгоритмдер; XXI кылымдагы тажрыйбалык процессорлор жана катаны оңдоо изилдөөлөрү | Негизги өкүлдөр: Ричард Фейнман; Дэвид Дойч; Питер Шор; лабораториялар менен компаниялардын тажрыйба топтору</w:t>
-      </w:r>
-    </w:p>
-    <w:p>
-      <w:pPr>
-        <w:spacing w:after="160" w:line="276" w:lineRule="auto"/>
-      </w:pPr>
-      <w:r>
-        <w:rPr>
-          <w:rFonts w:ascii="Calibri" w:hAnsi="Calibri" w:eastAsia="Calibri"/>
-          <w:b w:val="0"/>
-          <w:i w:val="0"/>
-          <w:sz w:val="22"/>
-        </w:rPr>
-        <w:t>Кванттык эсептөө маалыматты классикалык биттерге мүмкүн болбогон жолдор менен иштетүү үчүн суперпозиция жана чырмалышуу сыяктуу кванттык абалдарды колдонот. Технология дагы эле калыптанууда, бирок криптография менен материал таануудагы изилдөө багыттарын азыртан өзгөртүп жатат.</w:t>
+        <w:t>7. Дүйнөнү өзгөрткөн жаңы технологиялар</w:t>
       </w:r>
     </w:p>
     <w:p>
       <w:pPr>
         <w:keepNext/>
-        <w:spacing w:before="240" w:after="120"/>
+        <w:widowControl/>
       </w:pPr>
       <w:r>
         <w:rPr>
-          <w:rFonts w:ascii="Calibri" w:hAnsi="Calibri" w:eastAsia="Calibri"/>
-          <w:b/>
-          <w:i w:val="0"/>
-          <w:color w:val="004E8C"/>
-          <w:sz w:val="28"/>
+          <w:sz w:val="20"/>
         </w:rPr>
-        <w:t>Негизги фактылар</w:t>
+        <w:t>Мезгил: болжол менен 1980-жылдардагы теориялык сунуштар; 1990-жылдардагы алгоритмдер; XXI кылымдагы тажрыйбалык процессорлор жана каталарды оңдоо изилдөөлөрү | Негизги салым кошкондор: Ричард Фейнман; Дэвид Дойч; Питер Шор; лабораториялардын жана компаниялардын тажрыйбалык топтору</w:t>
+      </w:r>
+    </w:p>
+    <w:p>
+      <w:pPr>
+        <w:widowControl/>
+      </w:pPr>
+      <w:r>
+        <w:t>Кванттык эсептөө суперпозиция жана чырмалышуу сыяктуу кванттык абалдарды колдонуп, маалыматты кадимки биттерден башкача иштетет. Бул тармак али калыптанып жатат, бирок криптография менен материалдарды изилдөөнүн багыттарына таасир этүүдө.</w:t>
+      </w:r>
+    </w:p>
+    <w:p>
+      <w:pPr>
+        <w:pStyle w:val="Heading1"/>
+        <w:widowControl/>
+      </w:pPr>
+      <w:r>
+        <w:t>Негизги маалыматтар</w:t>
       </w:r>
     </w:p>
     <w:p>
       <w:pPr>
         <w:pStyle w:val="ListBullet"/>
+        <w:widowControl/>
       </w:pPr>
       <w:r>
-        <w:rPr>
-          <w:rFonts w:ascii="Calibri" w:hAnsi="Calibri" w:eastAsia="Calibri"/>
-          <w:b w:val="0"/>
-          <w:i w:val="0"/>
-          <w:sz w:val="22"/>
-        </w:rPr>
-        <w:t>Фейнман жана башка окумуштуулар 1980-жылдары кванттык системалар табиятты классикалык компьютерлерден жакшыраак моделдей аларын айткан</w:t>
+        <w:t>Фейнман жана башка окумуштуулар 1980-жылдары кванттык системалар табиятты кадимки компьютерлерден жакшыраак моделдей алышы мүмкүн деген ой айтышкан.</w:t>
       </w:r>
     </w:p>
     <w:p>
       <w:pPr>
         <w:pStyle w:val="ListBullet"/>
+        <w:widowControl/>
       </w:pPr>
       <w:r>
-        <w:rPr>
-          <w:rFonts w:ascii="Calibri" w:hAnsi="Calibri" w:eastAsia="Calibri"/>
-          <w:b w:val="0"/>
-          <w:i w:val="0"/>
-          <w:sz w:val="22"/>
-        </w:rPr>
-        <w:t>Дэвид Дойч универсалдуу кванттык компьютердин формалдуу моделин түзгөн</w:t>
+        <w:t>Дэвид Дойч универсалдуу кванттык компьютердин моделин так аныктаган.</w:t>
       </w:r>
     </w:p>
     <w:p>
       <w:pPr>
         <w:pStyle w:val="ListBullet"/>
+        <w:widowControl/>
       </w:pPr>
       <w:r>
-        <w:rPr>
-          <w:rFonts w:ascii="Calibri" w:hAnsi="Calibri" w:eastAsia="Calibri"/>
-          <w:b w:val="0"/>
-          <w:i w:val="0"/>
-          <w:sz w:val="22"/>
-        </w:rPr>
-        <w:t>Питер Шордун 1994-жылкы алгоритми ылайыктуу кванттык машина чоң сандарды көбөйткүчтөргө экспоненциалдуу ылдам ажырата аларын көрсөткөн</w:t>
+        <w:t>Питер Шордун 1994-жылкы алгоритми ылайыктуу кванттык машинада санды көбөйтүүчүлөргө ажыратуу экспоненциалдуу түрдө тезирээк болушу мүмкүн экенин көрсөткөн.</w:t>
       </w:r>
     </w:p>
     <w:p>
       <w:pPr>
         <w:pStyle w:val="ListBullet"/>
+        <w:widowControl/>
       </w:pPr>
       <w:r>
-        <w:rPr>
-          <w:rFonts w:ascii="Calibri" w:hAnsi="Calibri" w:eastAsia="Calibri"/>
-          <w:b w:val="0"/>
-          <w:i w:val="0"/>
-          <w:sz w:val="22"/>
-        </w:rPr>
-        <w:t>Аппараттык ыкмалардын арасында өтө өткөргүч чынжырлар, тузактагы иондор жана фотоника бар</w:t>
+        <w:t>Жабдык түзүүдө өтө өткөргүч чынжырлар, кармалып турган иондор, жарыкка негизделген фотоника жана башка ыкмалар колдонулат.</w:t>
       </w:r>
     </w:p>
     <w:p>
       <w:pPr>
         <w:pStyle w:val="ListBullet"/>
+        <w:widowControl/>
       </w:pPr>
       <w:r>
-        <w:rPr>
-          <w:rFonts w:ascii="Calibri" w:hAnsi="Calibri" w:eastAsia="Calibri"/>
-          <w:b w:val="0"/>
-          <w:i w:val="0"/>
-          <w:sz w:val="22"/>
-        </w:rPr>
-        <w:t>Кеңири практикалык артыкчылыкка жетүүдөн мурда каталарды оңдоо жана системаны чоң масштабга чыгаруу негизги инженердик тоскоолдук бойдон калууда</w:t>
+        <w:t>Кеңири практикалык артыкчылыкка жетүү үчүн каталарды оңдоо жана системаны чоңойтуу негизги инженердик маселелер бойдон калууда.</w:t>
       </w:r>
     </w:p>
     <w:p>
       <w:pPr>
-        <w:keepNext/>
-        <w:spacing w:before="240" w:after="120"/>
+        <w:pStyle w:val="Heading1"/>
+        <w:widowControl/>
       </w:pPr>
       <w:r>
-        <w:rPr>
-          <w:rFonts w:ascii="Calibri" w:hAnsi="Calibri" w:eastAsia="Calibri"/>
-          <w:b/>
-          <w:i w:val="0"/>
-          <w:color w:val="004E8C"/>
-          <w:sz w:val="28"/>
-        </w:rPr>
-        <w:t>Бул эмне</w:t>
+        <w:t>Бул эмне?</w:t>
       </w:r>
     </w:p>
     <w:p>
       <w:pPr>
-        <w:spacing w:after="160" w:line="276" w:lineRule="auto"/>
+        <w:widowControl/>
       </w:pPr>
       <w:r>
-        <w:rPr>
-          <w:rFonts w:ascii="Calibri" w:hAnsi="Calibri" w:eastAsia="Calibri"/>
-          <w:b w:val="0"/>
-          <w:i w:val="0"/>
-          <w:sz w:val="22"/>
-        </w:rPr>
-        <w:t>Кванттык компьютер маалыматты 0 менен 1дин суперпозициясында боло алган жана бири-бири менен чырмалышкан кубиттерде сактайт. Атайын тандалган операциялар — кванттык дарбазалар — бул абалдарды өзгөртүп, өлчөө учурунда айрым маселелер үчүн пайдалуу жооп алууга шарт түзөт. Ал бардык ишти тез аткарган ноутбук эмес, эсептөөнүн таптакыр башка ресурсу. Жөнөкөй айтканда, кванттык дүйнөнүн таң калыштуу касиеттерин эсептөө куралына айлантат: кээ бир маселеде пайдалуу, башкасында кадимки компьютерден артык эмес.</w:t>
+        <w:t>Кванттык компьютер маалыматты кубиттерде сактайт. Кубит өлчөнгөнгө чейин 0 менен 1дин суперпозициясында — ушул абалдардын кванттык айкалышында — болушу мүмкүн. Кубиттер чырмалышканда, бирин өлчөөнүн жыйынтыгы экинчисинин абалы менен байланышат. Так тандалган операциялар, же кванттык дарбазалар, бул абалдарды өзгөртүп, айрым маселелерде өлчөөдөн пайдалуу жооп алууга шарт түзөт. Бул бардык ишти тез аткарган ноутбук эмес, эсептөөнүн башка ресурсу. Ал кванттык касиеттерди айрым маселелер үчүн пайдалуу эсептөө куралына айландырат, бирок баарында артыкчылык бербейт.</w:t>
       </w:r>
     </w:p>
     <w:p>
       <w:pPr>
-        <w:keepNext/>
-        <w:spacing w:before="240" w:after="120"/>
+        <w:pStyle w:val="Heading1"/>
+        <w:widowControl/>
       </w:pPr>
       <w:r>
-        <w:rPr>
-          <w:rFonts w:ascii="Calibri" w:hAnsi="Calibri" w:eastAsia="Calibri"/>
-          <w:b/>
-          <w:i w:val="0"/>
-          <w:color w:val="004E8C"/>
-          <w:sz w:val="28"/>
-        </w:rPr>
-        <w:t>Аны ким ачкан же ойлоп тапкан</w:t>
+        <w:t xml:space="preserve">Ким ойлоп тапкан</w:t>
       </w:r>
     </w:p>
     <w:p>
       <w:pPr>
-        <w:spacing w:after="160" w:line="276" w:lineRule="auto"/>
+        <w:widowControl/>
       </w:pPr>
       <w:r>
-        <w:rPr>
-          <w:rFonts w:ascii="Calibri" w:hAnsi="Calibri" w:eastAsia="Calibri"/>
-          <w:b w:val="0"/>
-          <w:i w:val="0"/>
-          <w:sz w:val="22"/>
-        </w:rPr>
-        <w:t>Теориялык негизди Ричард Фейнман жана Дэвид Дойч сыяктуу физиктер түптөгөн. Питер Шор менен Лов Гровер өңдүү алгоритм адистери айрым эсептерди кыйла ылдамдатууга болорун көрсөттү. Андан соң тажрыйбачылар бир нече кубиттүү түзмөктөрдөн баштап, барган сайын чоң, бирок ызы-чуусу көп процессорлорго чейин жасады. Бул тармактын жалгыз ойлоп табуучусу жок; ал ондогон жыл иштеген эл аралык илимий коомчулуктун эмгеги.</w:t>
+        <w:t>Теориялык башаттар Ричард Фейнман жана Дэвид Дойч сыяктуу физиктерден чыккан. Питер Шор, Лов Гровер жана башка алгоритм түзүүчүлөр чоң ылдамдануунун мүмкүнчүлүгүн көрсөтүшкөн. Тажрыйбачылар адегенде аз кубиттүү түзүлүштөрдү, кийин көбүрөөк кубити бар, бирок каталары дагы эле көп процессорлорду курушту. Бул бир ойлоп табуучунун эмес, ондогон жылдар иштеген илимий коомчулуктун эмгеги.</w:t>
       </w:r>
     </w:p>
     <w:p>
       <w:pPr>
-        <w:keepNext/>
-        <w:spacing w:before="240" w:after="120"/>
+        <w:pStyle w:val="Heading1"/>
+        <w:widowControl/>
       </w:pPr>
       <w:r>
-        <w:rPr>
-          <w:rFonts w:ascii="Calibri" w:hAnsi="Calibri" w:eastAsia="Calibri"/>
-          <w:b/>
-          <w:i w:val="0"/>
-          <w:color w:val="004E8C"/>
-          <w:sz w:val="28"/>
-        </w:rPr>
-        <w:t>Качан жана кантип пайда болгон</w:t>
+        <w:t>Качан жана кантип пайда болгон?</w:t>
       </w:r>
     </w:p>
     <w:p>
       <w:pPr>
-        <w:spacing w:after="160" w:line="276" w:lineRule="auto"/>
+        <w:widowControl/>
       </w:pPr>
       <w:r>
-        <w:rPr>
-          <w:rFonts w:ascii="Calibri" w:hAnsi="Calibri" w:eastAsia="Calibri"/>
-          <w:b w:val="0"/>
-          <w:i w:val="0"/>
-          <w:sz w:val="22"/>
-        </w:rPr>
-        <w:t>Негизги идеялар 1980-жылдары так калыптанып, 1990-жылдардагы алгоритмдер изилдөө максатын белгиледи. 2000–2020-жылдары мамлекеттик жана корпоративдик программалардын колдоосу менен лабораториялык кубиттердин саны көбөйдү. Белгилүү бир тапшырмада «кванттык артыкчылыкка» жеттик деген билдирүүлөр каталардын деңгээли боюнча күмөн саноолор менен коштолду. Келечектеги коркунучту эске алып, кванттык компьютерге туруктуу криптография стандарттарга кире баштады. Бул даяр керектөөчү технология эмес, мөөнөтү азырынча ачык болгон изилдөө жолу.</w:t>
+        <w:t>Идеялар 1980-жылдары такталып, 1990-жылдардагы алгоритмдер максаттарды белгиледи. 2000–2020-жылдары мамлекеттик жана компаниялык программалардын алкагында лабораториялык кубиттер көбөйдү. Атайын милдеттерде «кванттык артыкчылыкка» жеткендик тууралуу билдирүүлөр ката деңгээлине байланышкан күмөндөр менен катар чыкты. Келечектеги коркунучту эске алып, стандарттар кванттык чабуулдарга туруктуу криптографияга өтө баштады. Бул даяр керектөөчү товарды жайылтуу эмес, бүтүү мөөнөтү так эмес изилдөө.</w:t>
       </w:r>
     </w:p>
     <w:p>
       <w:pPr>
-        <w:keepNext/>
-        <w:spacing w:before="240" w:after="120"/>
+        <w:pStyle w:val="Heading1"/>
+        <w:widowControl/>
       </w:pPr>
       <w:r>
-        <w:rPr>
-          <w:rFonts w:ascii="Calibri" w:hAnsi="Calibri" w:eastAsia="Calibri"/>
-          <w:b/>
-          <w:i w:val="0"/>
-          <w:color w:val="004E8C"/>
-          <w:sz w:val="28"/>
-        </w:rPr>
-        <w:t>Илимий жактан мааниси</w:t>
+        <w:t>Илим үчүн мааниси</w:t>
       </w:r>
     </w:p>
     <w:p>
       <w:pPr>
-        <w:spacing w:after="160" w:line="276" w:lineRule="auto"/>
+        <w:widowControl/>
       </w:pPr>
       <w:r>
-        <w:rPr>
-          <w:rFonts w:ascii="Calibri" w:hAnsi="Calibri" w:eastAsia="Calibri"/>
-          <w:b w:val="0"/>
-          <w:i w:val="0"/>
-          <w:sz w:val="22"/>
-        </w:rPr>
-        <w:t>Кванттык эсептөө информатиканы кванттык маалымат теориясы жана тажрыйбалык физика менен бириктирет. Ал кванттык абалдын бузулушун, ызы-чууну жана чырмалышууну өтө так башкарууну талап кылат. Химиялык заттар менен материалдарды моделдөө анын эң маанилүү илимий колдонмолорунун бири. Эгер ири машиналар курулса, криптография татаалдык тууралуу азыркы божомолдорун кайра карашы керек болот. Бул тармак өтө морт кванттык жүрүм-турумду инженер башкара ала турган көрсөткүчкө айлантууда.</w:t>
+        <w:t>Кванттык эсептөө информатиканы кванттык маалымат теориясы жана тажрыйбалык физика менен бириктирет. Ал кванттык касиеттердин чөйрөнүн таасиринен жоголушун — декогеренцияны — ызы-чууну жана чырмалышууну так башкарууну талап кылат. Химиялык процесстер менен материалдарды моделдөө негизги илимий колдонмолордун катарында. Ири машиналар курулса, криптография кайсы эсептөөлөр кыйын экенине таянган божомолдорун кайра карашы керек болот. Назик кванттык жүрүм-турум инженердик башкаруунун объектисине айланат.</w:t>
       </w:r>
     </w:p>
     <w:p>
       <w:pPr>
-        <w:keepNext/>
-        <w:spacing w:before="240" w:after="120"/>
+        <w:pStyle w:val="Heading1"/>
+        <w:widowControl/>
       </w:pPr>
       <w:r>
-        <w:rPr>
-          <w:rFonts w:ascii="Calibri" w:hAnsi="Calibri" w:eastAsia="Calibri"/>
-          <w:b/>
-          <w:i w:val="0"/>
-          <w:color w:val="004E8C"/>
-          <w:sz w:val="28"/>
-        </w:rPr>
-        <w:t>Кийинки өнүгүүлөргө тийгизген таасири</w:t>
+        <w:t>Кийинки өнүгүүгө тийгизген таасири</w:t>
       </w:r>
     </w:p>
     <w:p>
       <w:pPr>
-        <w:spacing w:after="160" w:line="276" w:lineRule="auto"/>
+        <w:widowControl/>
       </w:pPr>
       <w:r>
-        <w:rPr>
-          <w:rFonts w:ascii="Calibri" w:hAnsi="Calibri" w:eastAsia="Calibri"/>
-          <w:b w:val="0"/>
-          <w:i w:val="0"/>
-          <w:sz w:val="22"/>
-        </w:rPr>
-        <w:t>Булут аркылуу чакан кванттык процессорлорго кирүү жаңы адистерди даярдоого жардам берет. Жарым өткөргүч жана өтө төмөн температура жабдууларын жеткирген тармактар кубиттердин талабына ылайыкташууда. Өкмөттөр кванттык эсептөөгө тектеш байланыш тармактары менен сезгич өлчөө технологияларын да каржылайт. Программалык камсыздоо классикалык жана кванттык эсептөөнү айкалыштырган жаңы иш ыкмаларын түзүүдө.</w:t>
+        <w:t>Булут аркылуу чакан кванттык процессорлорго кирүү жаңы адистерди даярдоого жардам берет. Жарым өткөргүчтөрдү жана өтө төмөн температурага ылайыктуу жабдыктарды өндүрүү кубиттердин муктаждыгына ыңгайлашат. Өкмөттөр кванттык тармактарды жана өлчөө түзүлүштөрүн эсептөөгө жакын багыттар катары каржылайт. Программалык системалар кадимки жана кванттык эсептөөнү айкалыштырган иш тартибин түзүүдө.</w:t>
       </w:r>
     </w:p>
     <w:p>
       <w:pPr>
-        <w:keepNext/>
-        <w:spacing w:before="240" w:after="120"/>
+        <w:pStyle w:val="Heading1"/>
+        <w:widowControl/>
       </w:pPr>
       <w:r>
-        <w:rPr>
-          <w:rFonts w:ascii="Calibri" w:hAnsi="Calibri" w:eastAsia="Calibri"/>
-          <w:b/>
-          <w:i w:val="0"/>
-          <w:color w:val="004E8C"/>
-          <w:sz w:val="28"/>
-        </w:rPr>
-        <w:t>Адамдардын жашоосун кантип өзгөрткөн</w:t>
+        <w:t>Адамдардын жашоосун кантип өзгөрткөн?</w:t>
       </w:r>
     </w:p>
     <w:p>
       <w:pPr>
-        <w:spacing w:after="160" w:line="276" w:lineRule="auto"/>
+        <w:widowControl/>
       </w:pPr>
       <w:r>
-        <w:rPr>
-          <w:rFonts w:ascii="Calibri" w:hAnsi="Calibri" w:eastAsia="Calibri"/>
-          <w:b w:val="0"/>
-          <w:i w:val="0"/>
-          <w:sz w:val="22"/>
-        </w:rPr>
-        <w:t>Көпчүлүк үчүн таасир азырынча кыйыр: жаңылыктагы баш макалалар, илимий бюджеттер жана келечектеги чабуулдарга алдын ала ылайыкташкан шифрлөө. Адистер алгоритмдерди жана коопсуздук пландарын азыртан кайра иштеп жатат. Ашыкча үмүт менен көңүл калуунун кезектешүүсү инвестицияга жана билим берүүгө таасир этет. Масштабдуу машиналар ишке ашса, дары долбоорлоо жана оптималдаштыруу өзгөрүшү мүмкүн; ишке ашпаса да, жолдо түзүлгөн илимий куралдар калат.</w:t>
+        <w:t>Көпчүлүк адамдар үчүн таасир азырынча кыйыр: жаңылыктар, изилдөө бюджеттери жана келечектеги коркунучтарга ылайыкташтырылган шифрлөө. Адистер алгоритмдерди жана коопсуздук пландарын азыртан өзгөртүүдө. Ашыкча үмүт менен көңүл калуунун алмашышы инвестицияга жана билим берүүгө таасир этет. Эгер чоңойтууга жарактуу машиналар ишке ашса, дары иштеп чыгуу жана эң ылайыктуу чечимди издөө өзгөрүшү мүмкүн. Ишке ашпаса да, жолдо түзүлгөн илимий куралдар сакталып калат.</w:t>
       </w:r>
     </w:p>
     <w:p>
       <w:pPr>
-        <w:keepNext/>
-        <w:spacing w:before="240" w:after="120"/>
+        <w:pStyle w:val="Heading1"/>
+        <w:widowControl/>
       </w:pPr>
       <w:r>
-        <w:rPr>
-          <w:rFonts w:ascii="Calibri" w:hAnsi="Calibri" w:eastAsia="Calibri"/>
-          <w:b/>
-          <w:i w:val="0"/>
-          <w:color w:val="004E8C"/>
-          <w:sz w:val="28"/>
-        </w:rPr>
-        <w:t>Булактар жана шилтемелер</w:t>
+        <w:t>Булактар жана кошумча окуу</w:t>
       </w:r>
     </w:p>
     <w:p>
       <w:pPr>
-        <w:keepNext/>
-        <w:spacing w:before="240" w:after="120"/>
+        <w:pStyle w:val="Heading2"/>
+        <w:widowControl/>
       </w:pPr>
       <w:r>
         <w:rPr>
-          <w:rFonts w:ascii="Calibri" w:hAnsi="Calibri" w:eastAsia="Calibri"/>
-          <w:b/>
-          <w:i w:val="0"/>
-          <w:color w:val="004E8C"/>
-          <w:sz w:val="24"/>
+          <w:sz w:val="20"/>
         </w:rPr>
-        <w:t>A. Китептер жана негизги илимий эмгектер</w:t>
+        <w:t>Китептер жана негизги илимий эмгектер</w:t>
       </w:r>
     </w:p>
     <w:p>
       <w:pPr>
-        <w:spacing w:after="80"/>
-        <w:ind w:left="360"/>
+        <w:widowControl/>
       </w:pPr>
       <w:r>
         <w:rPr>
-          <w:rFonts w:ascii="Calibri" w:hAnsi="Calibri" w:eastAsia="Calibri"/>
-          <w:b w:val="0"/>
-          <w:i w:val="0"/>
-          <w:sz w:val="22"/>
+          <w:sz w:val="20"/>
         </w:rPr>
         <w:t>1. Nielsen, Michael A., and Isaac L. Chuang. Quantum Computation and Quantum Information. 10th anniversary ed. Cambridge: Cambridge University Press, 2010.</w:t>
       </w:r>
     </w:p>
     <w:p>
       <w:pPr>
-        <w:keepNext/>
-        <w:spacing w:before="240" w:after="120"/>
+        <w:pStyle w:val="Heading2"/>
+        <w:widowControl/>
       </w:pPr>
       <w:r>
         <w:rPr>
-          <w:rFonts w:ascii="Calibri" w:hAnsi="Calibri" w:eastAsia="Calibri"/>
-          <w:b/>
-          <w:i w:val="0"/>
-          <w:color w:val="004E8C"/>
-          <w:sz w:val="24"/>
+          <w:sz w:val="20"/>
         </w:rPr>
-        <w:t>C. Мекемелердин материалдары жана энциклопедиялык булактар</w:t>
+        <w:t>Уюмдардын жана энциклопедиялардын материалдары</w:t>
       </w:r>
     </w:p>
     <w:p>
       <w:pPr>
-        <w:spacing w:after="80"/>
-        <w:ind w:left="360"/>
+        <w:widowControl/>
       </w:pPr>
       <w:r>
         <w:rPr>
-          <w:rFonts w:ascii="Calibri" w:hAnsi="Calibri" w:eastAsia="Calibri"/>
-          <w:b w:val="0"/>
-          <w:i w:val="0"/>
-          <w:sz w:val="22"/>
+          <w:sz w:val="20"/>
         </w:rPr>
-        <w:t>1. Encyclopaedia Britannica. «Кванттык компьютер».</w:t>
-      </w:r>
-      <w:r>
-        <w:rPr>
-          <w:rFonts w:ascii="Calibri" w:hAnsi="Calibri" w:eastAsia="Calibri"/>
-          <w:b w:val="0"/>
-          <w:i w:val="0"/>
-          <w:sz w:val="22"/>
-        </w:rPr>
-        <w:t xml:space="preserve"> </w:t>
+        <w:t xml:space="preserve">1. Encyclopaedia Britannica. 'Quantum computer.' </w:t>
       </w:r>
       <w:hyperlink r:id="rId9">
         <w:r>
           <w:rPr>
-            <w:rFonts w:ascii="Calibri" w:hAnsi="Calibri" w:eastAsia="Calibri"/>
-            <w:b w:val="0"/>
-            <w:i w:val="0"/>
-            <w:sz w:val="22"/>
-            <w:color w:val="0563C1"/>
-            <w:u w:val="single"/>
+            <w:sz w:val="20"/>
           </w:rPr>
           <w:t>https://www.britannica.com/technology/quantum-computer</w:t>
         </w:r>
       </w:hyperlink>
+      <w:r>
+        <w:rPr>
+          <w:sz w:val="20"/>
+        </w:rPr>
+      </w:r>
     </w:p>
     <w:p>
       <w:pPr>
-        <w:spacing w:after="80"/>
-        <w:ind w:left="360"/>
+        <w:widowControl/>
       </w:pPr>
       <w:r>
         <w:rPr>
-          <w:rFonts w:ascii="Calibri" w:hAnsi="Calibri" w:eastAsia="Calibri"/>
-          <w:b w:val="0"/>
-          <w:i w:val="0"/>
-          <w:sz w:val="22"/>
+          <w:sz w:val="20"/>
         </w:rPr>
-        <w:t>2. NIST. Кванттык маалымат илими боюнча программалар.</w:t>
-      </w:r>
-      <w:r>
-        <w:rPr>
-          <w:rFonts w:ascii="Calibri" w:hAnsi="Calibri" w:eastAsia="Calibri"/>
-          <w:b w:val="0"/>
-          <w:i w:val="0"/>
-          <w:sz w:val="22"/>
-        </w:rPr>
-        <w:t xml:space="preserve"> </w:t>
+        <w:t xml:space="preserve">2. NIST. Quantum information science programmes. </w:t>
       </w:r>
       <w:hyperlink r:id="rId10">
         <w:r>
           <w:rPr>
-            <w:rFonts w:ascii="Calibri" w:hAnsi="Calibri" w:eastAsia="Calibri"/>
-            <w:b w:val="0"/>
-            <w:i w:val="0"/>
-            <w:sz w:val="22"/>
-            <w:color w:val="0563C1"/>
-            <w:u w:val="single"/>
+            <w:sz w:val="20"/>
           </w:rPr>
           <w:t>https://www.nist.gov/quantum-information-science</w:t>
         </w:r>
       </w:hyperlink>
-    </w:p>
-    <w:p>
-      <w:pPr>
-        <w:keepNext/>
-        <w:spacing w:before="240" w:after="120"/>
-      </w:pPr>
       <w:r>
         <w:rPr>
-          <w:rFonts w:ascii="Calibri" w:hAnsi="Calibri" w:eastAsia="Calibri"/>
-          <w:b/>
-          <w:i w:val="0"/>
-          <w:color w:val="004E8C"/>
-          <w:sz w:val="24"/>
+          <w:sz w:val="20"/>
         </w:rPr>
-        <w:t>D. Музейлердин, архивдердин жана китепканалардын материалдары</w:t>
       </w:r>
     </w:p>
     <w:p>
       <w:pPr>
-        <w:spacing w:after="80"/>
-        <w:ind w:left="360"/>
+        <w:pStyle w:val="Heading2"/>
+        <w:widowControl/>
       </w:pPr>
       <w:r>
         <w:rPr>
-          <w:rFonts w:ascii="Calibri" w:hAnsi="Calibri" w:eastAsia="Calibri"/>
-          <w:b w:val="0"/>
-          <w:i w:val="0"/>
-          <w:sz w:val="22"/>
+          <w:sz w:val="20"/>
         </w:rPr>
-        <w:t>1. Computer History Museum. Эсептөө техникасынын тарыхы боюнча материалдар.</w:t>
+        <w:t>Музейлердин, архивдердин жана китепканалардын материалдары</w:t>
       </w:r>
+    </w:p>
+    <w:p>
+      <w:pPr>
+        <w:widowControl/>
+      </w:pPr>
       <w:r>
         <w:rPr>
-          <w:rFonts w:ascii="Calibri" w:hAnsi="Calibri" w:eastAsia="Calibri"/>
-          <w:b w:val="0"/>
-          <w:i w:val="0"/>
-          <w:sz w:val="22"/>
+          <w:sz w:val="20"/>
         </w:rPr>
-        <w:t xml:space="preserve"> </w:t>
+        <w:t xml:space="preserve">1. Computer History Museum. Computing history resources. </w:t>
       </w:r>
       <w:hyperlink r:id="rId11">
         <w:r>
           <w:rPr>
-            <w:rFonts w:ascii="Calibri" w:hAnsi="Calibri" w:eastAsia="Calibri"/>
-            <w:b w:val="0"/>
-            <w:i w:val="0"/>
-            <w:sz w:val="22"/>
-            <w:color w:val="0563C1"/>
-            <w:u w:val="single"/>
+            <w:sz w:val="20"/>
           </w:rPr>
           <w:t>https://www.computerhistory.org/</w:t>
         </w:r>
       </w:hyperlink>
-    </w:p>
-    <w:p>
-      <w:pPr>
-        <w:keepNext/>
-        <w:spacing w:before="240" w:after="120"/>
-      </w:pPr>
       <w:r>
         <w:rPr>
-          <w:rFonts w:ascii="Calibri" w:hAnsi="Calibri" w:eastAsia="Calibri"/>
-          <w:b/>
-          <w:i w:val="0"/>
-          <w:color w:val="004E8C"/>
-          <w:sz w:val="24"/>
+          <w:sz w:val="20"/>
         </w:rPr>
-        <w:t>J. Басма сөз, илимий-популярдуу жана жалпы маалымат булактары</w:t>
       </w:r>
     </w:p>
     <w:p>
       <w:pPr>
-        <w:spacing w:after="80"/>
-        <w:ind w:left="360"/>
+        <w:pStyle w:val="Heading2"/>
+        <w:widowControl/>
       </w:pPr>
       <w:r>
         <w:rPr>
-          <w:rFonts w:ascii="Calibri" w:hAnsi="Calibri" w:eastAsia="Calibri"/>
-          <w:b w:val="0"/>
-          <w:i w:val="0"/>
-          <w:sz w:val="22"/>
+          <w:sz w:val="20"/>
         </w:rPr>
-        <w:t>1. IBM. Кванттык эсептөө деген эмне?</w:t>
+        <w:t>Басма сөз, илимий-популярдуу жана маалымдама материалдар</w:t>
       </w:r>
+    </w:p>
+    <w:p>
+      <w:pPr>
+        <w:widowControl/>
+      </w:pPr>
       <w:r>
         <w:rPr>
-          <w:rFonts w:ascii="Calibri" w:hAnsi="Calibri" w:eastAsia="Calibri"/>
-          <w:b w:val="0"/>
-          <w:i w:val="0"/>
-          <w:sz w:val="22"/>
+          <w:sz w:val="20"/>
         </w:rPr>
-        <w:t xml:space="preserve"> </w:t>
+        <w:t xml:space="preserve">1. IBM. What is quantum computing? </w:t>
       </w:r>
       <w:hyperlink r:id="rId12">
         <w:r>
           <w:rPr>
-            <w:rFonts w:ascii="Calibri" w:hAnsi="Calibri" w:eastAsia="Calibri"/>
-            <w:b w:val="0"/>
-            <w:i w:val="0"/>
-            <w:sz w:val="22"/>
-            <w:color w:val="0563C1"/>
-            <w:u w:val="single"/>
+            <w:sz w:val="20"/>
           </w:rPr>
           <w:t>https://www.ibm.com/topics/quantum-computing</w:t>
         </w:r>
       </w:hyperlink>
+      <w:r>
+        <w:rPr>
+          <w:sz w:val="20"/>
+        </w:rPr>
+      </w:r>
     </w:p>
     <w:sectPr>
-      <w:pgSz w:w="12240" w:h="15840"/>
-      <w:pgMar w:top="1296" w:right="1440" w:bottom="1296" w:left="1440" w:header="720" w:footer="720" w:gutter="0"/>
+      <w:footerReference w:type="default" r:id="rId13"/>
+      <w:pgSz w:w="11906" w:h="16838"/>
+      <w:pgMar w:top="1020" w:right="1134" w:bottom="1020" w:left="1134" w:header="720" w:footer="720" w:gutter="0"/>
       <w:cols w:space="720"/>
       <w:docGrid w:linePitch="360"/>
     </w:sectPr>
   </w:body>
 </w:document>
+</file>
+
+<file path=word/footer1.xml><?xml version="1.0" encoding="utf-8"?>
+<w:ftr xmlns:m="http://schemas.openxmlformats.org/officeDocument/2006/math" xmlns:mc="http://schemas.openxmlformats.org/markup-compatibility/2006" xmlns:mo="http://schemas.microsoft.com/office/mac/office/2008/main" xmlns:mv="urn:schemas-microsoft-com:mac:vml" xmlns:o="urn:schemas-microsoft-com:office:office" xmlns:r="http://schemas.openxmlformats.org/officeDocument/2006/relationships" xmlns:v="urn:schemas-microsoft-com:vml" xmlns:w10="urn:schemas-microsoft-com:office:word" xmlns:w14="http://schemas.microsoft.com/office/word/2010/wordml" xmlns:w="http://schemas.openxmlformats.org/wordprocessingml/2006/main" xmlns:wne="http://schemas.microsoft.com/office/word/2006/wordml" xmlns:wp14="http://schemas.microsoft.com/office/word/2010/wordprocessingDrawing" xmlns:wp="http://schemas.openxmlformats.org/drawingml/2006/wordprocessingDrawing" xmlns:wpc="http://schemas.microsoft.com/office/word/2010/wordprocessingCanvas" xmlns:wpg="http://schemas.microsoft.com/office/word/2010/wordprocessingGroup" xmlns:wpi="http://schemas.microsoft.com/office/word/2010/wordprocessingInk" xmlns:wps="http://schemas.microsoft.com/office/word/2010/wordprocessingShape" mc:Ignorable="w14 wp14">
+  <w:p>
+    <w:pPr>
+      <w:pStyle w:val="Footer"/>
+      <w:jc w:val="right"/>
+    </w:pPr>
+    <w:fldSimple w:instr="PAGE"/>
+  </w:p>
+</w:ftr>
 </file>
 
 <file path=word/numbering.xml><?xml version="1.0" encoding="utf-8"?>
@@ -788,7 +594,7 @@
   <w:docDefaults>
     <w:rPrDefault>
       <w:rPr>
-        <w:rFonts w:asciiTheme="minorHAnsi" w:eastAsiaTheme="minorEastAsia" w:hAnsiTheme="minorHAnsi" w:cstheme="minorBidi"/>
+        <w:rFonts/>
         <w:sz w:val="22"/>
         <w:szCs w:val="22"/>
         <w:lang w:val="en-US" w:eastAsia="en-US" w:bidi="ar-SA"/>
@@ -943,6 +749,15 @@
     <w:name w:val="Normal"/>
     <w:qFormat/>
     <w:rsid w:val="00FC693F"/>
+    <w:pPr>
+      <w:spacing w:after="120" w:line="259" w:lineRule="auto"/>
+    </w:pPr>
+    <w:rPr>
+      <w:rFonts w:ascii="Times New Roman" w:hAnsi="Times New Roman"/>
+      <w:color w:val="000000"/>
+      <w:sz w:val="24"/>
+      <w:lang w:val="ky-KG"/>
+    </w:rPr>
   </w:style>
   <w:style w:type="paragraph" w:styleId="Header">
     <w:name w:val="header"/>
@@ -999,16 +814,17 @@
     <w:pPr>
       <w:keepNext/>
       <w:keepLines/>
-      <w:spacing w:before="480" w:after="0"/>
+      <w:spacing w:before="480" w:after="120" w:line="259" w:lineRule="auto"/>
       <w:outlineLvl w:val="0"/>
     </w:pPr>
     <w:rPr>
-      <w:rFonts w:asciiTheme="majorHAnsi" w:eastAsiaTheme="majorEastAsia" w:hAnsiTheme="majorHAnsi" w:cstheme="majorBidi"/>
+      <w:rFonts w:ascii="Times New Roman" w:hAnsi="Times New Roman"/>
       <w:b/>
       <w:bCs/>
-      <w:color w:val="365F91" w:themeColor="accent1" w:themeShade="BF"/>
-      <w:sz w:val="28"/>
+      <w:color w:val="000000"/>
+      <w:sz w:val="26"/>
       <w:szCs w:val="28"/>
+      <w:lang w:val="ky-KG"/>
     </w:rPr>
   </w:style>
   <w:style w:type="paragraph" w:styleId="Heading2">
@@ -1023,16 +839,17 @@
     <w:pPr>
       <w:keepNext/>
       <w:keepLines/>
-      <w:spacing w:before="200" w:after="0"/>
+      <w:spacing w:before="200" w:after="120" w:line="259" w:lineRule="auto"/>
       <w:outlineLvl w:val="1"/>
     </w:pPr>
     <w:rPr>
-      <w:rFonts w:asciiTheme="majorHAnsi" w:eastAsiaTheme="majorEastAsia" w:hAnsiTheme="majorHAnsi" w:cstheme="majorBidi"/>
+      <w:rFonts w:ascii="Times New Roman" w:hAnsi="Times New Roman"/>
       <w:b/>
       <w:bCs/>
-      <w:color w:val="4F81BD" w:themeColor="accent1"/>
+      <w:color w:val="000000"/>
       <w:sz w:val="26"/>
       <w:szCs w:val="26"/>
+      <w:lang w:val="ky-KG"/>
     </w:rPr>
   </w:style>
   <w:style w:type="paragraph" w:styleId="Heading3">
@@ -1051,7 +868,7 @@
       <w:outlineLvl w:val="2"/>
     </w:pPr>
     <w:rPr>
-      <w:rFonts w:asciiTheme="majorHAnsi" w:eastAsiaTheme="majorEastAsia" w:hAnsiTheme="majorHAnsi" w:cstheme="majorBidi"/>
+      <w:rFonts/>
       <w:b/>
       <w:bCs/>
       <w:color w:val="4F81BD" w:themeColor="accent1"/>
@@ -1074,7 +891,7 @@
       <w:outlineLvl w:val="3"/>
     </w:pPr>
     <w:rPr>
-      <w:rFonts w:asciiTheme="majorHAnsi" w:eastAsiaTheme="majorEastAsia" w:hAnsiTheme="majorHAnsi" w:cstheme="majorBidi"/>
+      <w:rFonts/>
       <w:b/>
       <w:bCs/>
       <w:i/>
@@ -1099,7 +916,7 @@
       <w:outlineLvl w:val="4"/>
     </w:pPr>
     <w:rPr>
-      <w:rFonts w:asciiTheme="majorHAnsi" w:eastAsiaTheme="majorEastAsia" w:hAnsiTheme="majorHAnsi" w:cstheme="majorBidi"/>
+      <w:rFonts/>
       <w:color w:val="243F60" w:themeColor="accent1" w:themeShade="7F"/>
     </w:rPr>
   </w:style>
@@ -1120,7 +937,7 @@
       <w:outlineLvl w:val="5"/>
     </w:pPr>
     <w:rPr>
-      <w:rFonts w:asciiTheme="majorHAnsi" w:eastAsiaTheme="majorEastAsia" w:hAnsiTheme="majorHAnsi" w:cstheme="majorBidi"/>
+      <w:rFonts/>
       <w:i/>
       <w:iCs/>
       <w:color w:val="243F60" w:themeColor="accent1" w:themeShade="7F"/>
@@ -1143,7 +960,7 @@
       <w:outlineLvl w:val="6"/>
     </w:pPr>
     <w:rPr>
-      <w:rFonts w:asciiTheme="majorHAnsi" w:eastAsiaTheme="majorEastAsia" w:hAnsiTheme="majorHAnsi" w:cstheme="majorBidi"/>
+      <w:rFonts/>
       <w:i/>
       <w:iCs/>
       <w:color w:val="404040" w:themeColor="text1" w:themeTint="BF"/>
@@ -1166,7 +983,7 @@
       <w:outlineLvl w:val="7"/>
     </w:pPr>
     <w:rPr>
-      <w:rFonts w:asciiTheme="majorHAnsi" w:eastAsiaTheme="majorEastAsia" w:hAnsiTheme="majorHAnsi" w:cstheme="majorBidi"/>
+      <w:rFonts/>
       <w:color w:val="4F81BD" w:themeColor="accent1"/>
       <w:sz w:val="20"/>
       <w:szCs w:val="20"/>
@@ -1189,7 +1006,7 @@
       <w:outlineLvl w:val="8"/>
     </w:pPr>
     <w:rPr>
-      <w:rFonts w:asciiTheme="majorHAnsi" w:eastAsiaTheme="majorEastAsia" w:hAnsiTheme="majorHAnsi" w:cstheme="majorBidi"/>
+      <w:rFonts/>
       <w:i/>
       <w:iCs/>
       <w:color w:val="404040" w:themeColor="text1" w:themeTint="BF"/>
@@ -1240,7 +1057,7 @@
     <w:uiPriority w:val="9"/>
     <w:rsid w:val="00FC693F"/>
     <w:rPr>
-      <w:rFonts w:asciiTheme="majorHAnsi" w:eastAsiaTheme="majorEastAsia" w:hAnsiTheme="majorHAnsi" w:cstheme="majorBidi"/>
+      <w:rFonts/>
       <w:b/>
       <w:bCs/>
       <w:color w:val="365F91" w:themeColor="accent1" w:themeShade="BF"/>
@@ -1255,7 +1072,7 @@
     <w:uiPriority w:val="9"/>
     <w:rsid w:val="00FC693F"/>
     <w:rPr>
-      <w:rFonts w:asciiTheme="majorHAnsi" w:eastAsiaTheme="majorEastAsia" w:hAnsiTheme="majorHAnsi" w:cstheme="majorBidi"/>
+      <w:rFonts/>
       <w:b/>
       <w:bCs/>
       <w:color w:val="4F81BD" w:themeColor="accent1"/>
@@ -1270,7 +1087,7 @@
     <w:uiPriority w:val="9"/>
     <w:rsid w:val="00FC693F"/>
     <w:rPr>
-      <w:rFonts w:asciiTheme="majorHAnsi" w:eastAsiaTheme="majorEastAsia" w:hAnsiTheme="majorHAnsi" w:cstheme="majorBidi"/>
+      <w:rFonts/>
       <w:b/>
       <w:bCs/>
       <w:color w:val="4F81BD" w:themeColor="accent1"/>
@@ -1285,19 +1102,17 @@
     <w:qFormat/>
     <w:rsid w:val="00FC693F"/>
     <w:pPr>
-      <w:pBdr>
-        <w:bottom w:val="single" w:sz="8" w:space="4" w:color="4F81BD" w:themeColor="accent1"/>
-      </w:pBdr>
-      <w:spacing w:after="300" w:line="240" w:lineRule="auto"/>
+      <w:spacing w:after="120" w:line="259" w:lineRule="auto"/>
       <w:contextualSpacing/>
     </w:pPr>
     <w:rPr>
-      <w:rFonts w:asciiTheme="majorHAnsi" w:eastAsiaTheme="majorEastAsia" w:hAnsiTheme="majorHAnsi" w:cstheme="majorBidi"/>
-      <w:color w:val="17365D" w:themeColor="text2" w:themeShade="BF"/>
+      <w:rFonts w:ascii="Times New Roman" w:hAnsi="Times New Roman"/>
+      <w:color w:val="000000"/>
       <w:spacing w:val="5"/>
       <w:kern w:val="28"/>
-      <w:sz w:val="52"/>
+      <w:sz w:val="40"/>
       <w:szCs w:val="52"/>
+      <w:lang w:val="ky-KG"/>
     </w:rPr>
   </w:style>
   <w:style w:type="character" w:customStyle="1" w:styleId="TitleChar">
@@ -1307,7 +1122,7 @@
     <w:uiPriority w:val="10"/>
     <w:rsid w:val="00FC693F"/>
     <w:rPr>
-      <w:rFonts w:asciiTheme="majorHAnsi" w:eastAsiaTheme="majorEastAsia" w:hAnsiTheme="majorHAnsi" w:cstheme="majorBidi"/>
+      <w:rFonts/>
       <w:color w:val="17365D" w:themeColor="text2" w:themeShade="BF"/>
       <w:spacing w:val="5"/>
       <w:kern w:val="28"/>
@@ -1329,7 +1144,7 @@
       </w:numPr>
     </w:pPr>
     <w:rPr>
-      <w:rFonts w:asciiTheme="majorHAnsi" w:eastAsiaTheme="majorEastAsia" w:hAnsiTheme="majorHAnsi" w:cstheme="majorBidi"/>
+      <w:rFonts/>
       <w:i/>
       <w:iCs/>
       <w:color w:val="4F81BD" w:themeColor="accent1"/>
@@ -1345,7 +1160,7 @@
     <w:uiPriority w:val="11"/>
     <w:rsid w:val="00FC693F"/>
     <w:rPr>
-      <w:rFonts w:asciiTheme="majorHAnsi" w:eastAsiaTheme="majorEastAsia" w:hAnsiTheme="majorHAnsi" w:cstheme="majorBidi"/>
+      <w:rFonts/>
       <w:i/>
       <w:iCs/>
       <w:color w:val="4F81BD" w:themeColor="accent1"/>
@@ -1470,8 +1285,15 @@
       <w:numPr>
         <w:numId w:val="1"/>
       </w:numPr>
+      <w:spacing w:after="120" w:line="259" w:lineRule="auto"/>
       <w:contextualSpacing/>
     </w:pPr>
+    <w:rPr>
+      <w:rFonts w:ascii="Times New Roman" w:hAnsi="Times New Roman"/>
+      <w:color w:val="000000"/>
+      <w:sz w:val="24"/>
+      <w:lang w:val="ky-KG"/>
+    </w:rPr>
   </w:style>
   <w:style w:type="paragraph" w:styleId="ListBullet2">
     <w:name w:val="List Bullet 2"/>
@@ -1643,7 +1465,7 @@
     <w:semiHidden/>
     <w:rsid w:val="00FC693F"/>
     <w:rPr>
-      <w:rFonts w:asciiTheme="majorHAnsi" w:eastAsiaTheme="majorEastAsia" w:hAnsiTheme="majorHAnsi" w:cstheme="majorBidi"/>
+      <w:rFonts/>
       <w:b/>
       <w:bCs/>
       <w:i/>
@@ -1659,7 +1481,7 @@
     <w:semiHidden/>
     <w:rsid w:val="00FC693F"/>
     <w:rPr>
-      <w:rFonts w:asciiTheme="majorHAnsi" w:eastAsiaTheme="majorEastAsia" w:hAnsiTheme="majorHAnsi" w:cstheme="majorBidi"/>
+      <w:rFonts/>
       <w:color w:val="243F60" w:themeColor="accent1" w:themeShade="7F"/>
     </w:rPr>
   </w:style>
@@ -1671,7 +1493,7 @@
     <w:semiHidden/>
     <w:rsid w:val="00FC693F"/>
     <w:rPr>
-      <w:rFonts w:asciiTheme="majorHAnsi" w:eastAsiaTheme="majorEastAsia" w:hAnsiTheme="majorHAnsi" w:cstheme="majorBidi"/>
+      <w:rFonts/>
       <w:i/>
       <w:iCs/>
       <w:color w:val="243F60" w:themeColor="accent1" w:themeShade="7F"/>
@@ -1685,7 +1507,7 @@
     <w:semiHidden/>
     <w:rsid w:val="00FC693F"/>
     <w:rPr>
-      <w:rFonts w:asciiTheme="majorHAnsi" w:eastAsiaTheme="majorEastAsia" w:hAnsiTheme="majorHAnsi" w:cstheme="majorBidi"/>
+      <w:rFonts/>
       <w:i/>
       <w:iCs/>
       <w:color w:val="404040" w:themeColor="text1" w:themeTint="BF"/>
@@ -1699,7 +1521,7 @@
     <w:semiHidden/>
     <w:rsid w:val="00FC693F"/>
     <w:rPr>
-      <w:rFonts w:asciiTheme="majorHAnsi" w:eastAsiaTheme="majorEastAsia" w:hAnsiTheme="majorHAnsi" w:cstheme="majorBidi"/>
+      <w:rFonts/>
       <w:color w:val="4F81BD" w:themeColor="accent1"/>
       <w:sz w:val="20"/>
       <w:szCs w:val="20"/>
@@ -1713,7 +1535,7 @@
     <w:semiHidden/>
     <w:rsid w:val="00FC693F"/>
     <w:rPr>
-      <w:rFonts w:asciiTheme="majorHAnsi" w:eastAsiaTheme="majorEastAsia" w:hAnsiTheme="majorHAnsi" w:cstheme="majorBidi"/>
+      <w:rFonts/>
       <w:i/>
       <w:iCs/>
       <w:color w:val="404040" w:themeColor="text1" w:themeTint="BF"/>
@@ -1772,9 +1594,6 @@
     <w:qFormat/>
     <w:rsid w:val="00FC693F"/>
     <w:pPr>
-      <w:pBdr>
-        <w:bottom w:val="single" w:sz="4" w:space="4" w:color="4F81BD" w:themeColor="accent1"/>
-      </w:pBdr>
       <w:spacing w:before="200" w:after="280"/>
       <w:ind w:left="936" w:right="936"/>
     </w:pPr>
@@ -3302,7 +3121,7 @@
         <w:spacing w:before="0" w:after="0" w:line="240" w:lineRule="auto"/>
       </w:pPr>
       <w:rPr>
-        <w:rFonts w:asciiTheme="majorHAnsi" w:eastAsiaTheme="majorEastAsia" w:hAnsiTheme="majorHAnsi" w:cstheme="majorBidi"/>
+        <w:rFonts/>
         <w:b/>
         <w:bCs/>
       </w:rPr>
@@ -3323,7 +3142,7 @@
         <w:spacing w:before="0" w:after="0" w:line="240" w:lineRule="auto"/>
       </w:pPr>
       <w:rPr>
-        <w:rFonts w:asciiTheme="majorHAnsi" w:eastAsiaTheme="majorEastAsia" w:hAnsiTheme="majorHAnsi" w:cstheme="majorBidi"/>
+        <w:rFonts/>
         <w:b/>
         <w:bCs/>
       </w:rPr>
@@ -3341,14 +3160,14 @@
     </w:tblStylePr>
     <w:tblStylePr w:type="firstCol">
       <w:rPr>
-        <w:rFonts w:asciiTheme="majorHAnsi" w:eastAsiaTheme="majorEastAsia" w:hAnsiTheme="majorHAnsi" w:cstheme="majorBidi"/>
+        <w:rFonts/>
         <w:b/>
         <w:bCs/>
       </w:rPr>
     </w:tblStylePr>
     <w:tblStylePr w:type="lastCol">
       <w:rPr>
-        <w:rFonts w:asciiTheme="majorHAnsi" w:eastAsiaTheme="majorEastAsia" w:hAnsiTheme="majorHAnsi" w:cstheme="majorBidi"/>
+        <w:rFonts/>
         <w:b/>
         <w:bCs/>
       </w:rPr>
@@ -3432,7 +3251,7 @@
         <w:spacing w:before="0" w:after="0" w:line="240" w:lineRule="auto"/>
       </w:pPr>
       <w:rPr>
-        <w:rFonts w:asciiTheme="majorHAnsi" w:eastAsiaTheme="majorEastAsia" w:hAnsiTheme="majorHAnsi" w:cstheme="majorBidi"/>
+        <w:rFonts/>
         <w:b/>
         <w:bCs/>
       </w:rPr>
@@ -3453,7 +3272,7 @@
         <w:spacing w:before="0" w:after="0" w:line="240" w:lineRule="auto"/>
       </w:pPr>
       <w:rPr>
-        <w:rFonts w:asciiTheme="majorHAnsi" w:eastAsiaTheme="majorEastAsia" w:hAnsiTheme="majorHAnsi" w:cstheme="majorBidi"/>
+        <w:rFonts/>
         <w:b/>
         <w:bCs/>
       </w:rPr>
@@ -3471,14 +3290,14 @@
     </w:tblStylePr>
     <w:tblStylePr w:type="firstCol">
       <w:rPr>
-        <w:rFonts w:asciiTheme="majorHAnsi" w:eastAsiaTheme="majorEastAsia" w:hAnsiTheme="majorHAnsi" w:cstheme="majorBidi"/>
+        <w:rFonts/>
         <w:b/>
         <w:bCs/>
       </w:rPr>
     </w:tblStylePr>
     <w:tblStylePr w:type="lastCol">
       <w:rPr>
-        <w:rFonts w:asciiTheme="majorHAnsi" w:eastAsiaTheme="majorEastAsia" w:hAnsiTheme="majorHAnsi" w:cstheme="majorBidi"/>
+        <w:rFonts/>
         <w:b/>
         <w:bCs/>
       </w:rPr>
@@ -3562,7 +3381,7 @@
         <w:spacing w:before="0" w:after="0" w:line="240" w:lineRule="auto"/>
       </w:pPr>
       <w:rPr>
-        <w:rFonts w:asciiTheme="majorHAnsi" w:eastAsiaTheme="majorEastAsia" w:hAnsiTheme="majorHAnsi" w:cstheme="majorBidi"/>
+        <w:rFonts/>
         <w:b/>
         <w:bCs/>
       </w:rPr>
@@ -3583,7 +3402,7 @@
         <w:spacing w:before="0" w:after="0" w:line="240" w:lineRule="auto"/>
       </w:pPr>
       <w:rPr>
-        <w:rFonts w:asciiTheme="majorHAnsi" w:eastAsiaTheme="majorEastAsia" w:hAnsiTheme="majorHAnsi" w:cstheme="majorBidi"/>
+        <w:rFonts/>
         <w:b/>
         <w:bCs/>
       </w:rPr>
@@ -3601,14 +3420,14 @@
     </w:tblStylePr>
     <w:tblStylePr w:type="firstCol">
       <w:rPr>
-        <w:rFonts w:asciiTheme="majorHAnsi" w:eastAsiaTheme="majorEastAsia" w:hAnsiTheme="majorHAnsi" w:cstheme="majorBidi"/>
+        <w:rFonts/>
         <w:b/>
         <w:bCs/>
       </w:rPr>
     </w:tblStylePr>
     <w:tblStylePr w:type="lastCol">
       <w:rPr>
-        <w:rFonts w:asciiTheme="majorHAnsi" w:eastAsiaTheme="majorEastAsia" w:hAnsiTheme="majorHAnsi" w:cstheme="majorBidi"/>
+        <w:rFonts/>
         <w:b/>
         <w:bCs/>
       </w:rPr>
@@ -3692,7 +3511,7 @@
         <w:spacing w:before="0" w:after="0" w:line="240" w:lineRule="auto"/>
       </w:pPr>
       <w:rPr>
-        <w:rFonts w:asciiTheme="majorHAnsi" w:eastAsiaTheme="majorEastAsia" w:hAnsiTheme="majorHAnsi" w:cstheme="majorBidi"/>
+        <w:rFonts/>
         <w:b/>
         <w:bCs/>
       </w:rPr>
@@ -3713,7 +3532,7 @@
         <w:spacing w:before="0" w:after="0" w:line="240" w:lineRule="auto"/>
       </w:pPr>
       <w:rPr>
-        <w:rFonts w:asciiTheme="majorHAnsi" w:eastAsiaTheme="majorEastAsia" w:hAnsiTheme="majorHAnsi" w:cstheme="majorBidi"/>
+        <w:rFonts/>
         <w:b/>
         <w:bCs/>
       </w:rPr>
@@ -3731,14 +3550,14 @@
     </w:tblStylePr>
     <w:tblStylePr w:type="firstCol">
       <w:rPr>
-        <w:rFonts w:asciiTheme="majorHAnsi" w:eastAsiaTheme="majorEastAsia" w:hAnsiTheme="majorHAnsi" w:cstheme="majorBidi"/>
+        <w:rFonts/>
         <w:b/>
         <w:bCs/>
       </w:rPr>
     </w:tblStylePr>
     <w:tblStylePr w:type="lastCol">
       <w:rPr>
-        <w:rFonts w:asciiTheme="majorHAnsi" w:eastAsiaTheme="majorEastAsia" w:hAnsiTheme="majorHAnsi" w:cstheme="majorBidi"/>
+        <w:rFonts/>
         <w:b/>
         <w:bCs/>
       </w:rPr>
@@ -3822,7 +3641,7 @@
         <w:spacing w:before="0" w:after="0" w:line="240" w:lineRule="auto"/>
       </w:pPr>
       <w:rPr>
-        <w:rFonts w:asciiTheme="majorHAnsi" w:eastAsiaTheme="majorEastAsia" w:hAnsiTheme="majorHAnsi" w:cstheme="majorBidi"/>
+        <w:rFonts/>
         <w:b/>
         <w:bCs/>
       </w:rPr>
@@ -3843,7 +3662,7 @@
         <w:spacing w:before="0" w:after="0" w:line="240" w:lineRule="auto"/>
       </w:pPr>
       <w:rPr>
-        <w:rFonts w:asciiTheme="majorHAnsi" w:eastAsiaTheme="majorEastAsia" w:hAnsiTheme="majorHAnsi" w:cstheme="majorBidi"/>
+        <w:rFonts/>
         <w:b/>
         <w:bCs/>
       </w:rPr>
@@ -3861,14 +3680,14 @@
     </w:tblStylePr>
     <w:tblStylePr w:type="firstCol">
       <w:rPr>
-        <w:rFonts w:asciiTheme="majorHAnsi" w:eastAsiaTheme="majorEastAsia" w:hAnsiTheme="majorHAnsi" w:cstheme="majorBidi"/>
+        <w:rFonts/>
         <w:b/>
         <w:bCs/>
       </w:rPr>
     </w:tblStylePr>
     <w:tblStylePr w:type="lastCol">
       <w:rPr>
-        <w:rFonts w:asciiTheme="majorHAnsi" w:eastAsiaTheme="majorEastAsia" w:hAnsiTheme="majorHAnsi" w:cstheme="majorBidi"/>
+        <w:rFonts/>
         <w:b/>
         <w:bCs/>
       </w:rPr>
@@ -3952,7 +3771,7 @@
         <w:spacing w:before="0" w:after="0" w:line="240" w:lineRule="auto"/>
       </w:pPr>
       <w:rPr>
-        <w:rFonts w:asciiTheme="majorHAnsi" w:eastAsiaTheme="majorEastAsia" w:hAnsiTheme="majorHAnsi" w:cstheme="majorBidi"/>
+        <w:rFonts/>
         <w:b/>
         <w:bCs/>
       </w:rPr>
@@ -3973,7 +3792,7 @@
         <w:spacing w:before="0" w:after="0" w:line="240" w:lineRule="auto"/>
       </w:pPr>
       <w:rPr>
-        <w:rFonts w:asciiTheme="majorHAnsi" w:eastAsiaTheme="majorEastAsia" w:hAnsiTheme="majorHAnsi" w:cstheme="majorBidi"/>
+        <w:rFonts/>
         <w:b/>
         <w:bCs/>
       </w:rPr>
@@ -3991,14 +3810,14 @@
     </w:tblStylePr>
     <w:tblStylePr w:type="firstCol">
       <w:rPr>
-        <w:rFonts w:asciiTheme="majorHAnsi" w:eastAsiaTheme="majorEastAsia" w:hAnsiTheme="majorHAnsi" w:cstheme="majorBidi"/>
+        <w:rFonts/>
         <w:b/>
         <w:bCs/>
       </w:rPr>
     </w:tblStylePr>
     <w:tblStylePr w:type="lastCol">
       <w:rPr>
-        <w:rFonts w:asciiTheme="majorHAnsi" w:eastAsiaTheme="majorEastAsia" w:hAnsiTheme="majorHAnsi" w:cstheme="majorBidi"/>
+        <w:rFonts/>
         <w:b/>
         <w:bCs/>
       </w:rPr>
@@ -4082,7 +3901,7 @@
         <w:spacing w:before="0" w:after="0" w:line="240" w:lineRule="auto"/>
       </w:pPr>
       <w:rPr>
-        <w:rFonts w:asciiTheme="majorHAnsi" w:eastAsiaTheme="majorEastAsia" w:hAnsiTheme="majorHAnsi" w:cstheme="majorBidi"/>
+        <w:rFonts/>
         <w:b/>
         <w:bCs/>
       </w:rPr>
@@ -4103,7 +3922,7 @@
         <w:spacing w:before="0" w:after="0" w:line="240" w:lineRule="auto"/>
       </w:pPr>
       <w:rPr>
-        <w:rFonts w:asciiTheme="majorHAnsi" w:eastAsiaTheme="majorEastAsia" w:hAnsiTheme="majorHAnsi" w:cstheme="majorBidi"/>
+        <w:rFonts/>
         <w:b/>
         <w:bCs/>
       </w:rPr>
@@ -4121,14 +3940,14 @@
     </w:tblStylePr>
     <w:tblStylePr w:type="firstCol">
       <w:rPr>
-        <w:rFonts w:asciiTheme="majorHAnsi" w:eastAsiaTheme="majorEastAsia" w:hAnsiTheme="majorHAnsi" w:cstheme="majorBidi"/>
+        <w:rFonts/>
         <w:b/>
         <w:bCs/>
       </w:rPr>
     </w:tblStylePr>
     <w:tblStylePr w:type="lastCol">
       <w:rPr>
-        <w:rFonts w:asciiTheme="majorHAnsi" w:eastAsiaTheme="majorEastAsia" w:hAnsiTheme="majorHAnsi" w:cstheme="majorBidi"/>
+        <w:rFonts/>
         <w:b/>
         <w:bCs/>
       </w:rPr>
@@ -5993,7 +5812,7 @@
     </w:tblPr>
     <w:tblStylePr w:type="firstRow">
       <w:rPr>
-        <w:rFonts w:asciiTheme="majorHAnsi" w:eastAsiaTheme="majorEastAsia" w:hAnsiTheme="majorHAnsi" w:cstheme="majorBidi"/>
+        <w:rFonts/>
       </w:rPr>
       <w:tblPr/>
       <w:tcPr>
@@ -6077,7 +5896,7 @@
     </w:tblPr>
     <w:tblStylePr w:type="firstRow">
       <w:rPr>
-        <w:rFonts w:asciiTheme="majorHAnsi" w:eastAsiaTheme="majorEastAsia" w:hAnsiTheme="majorHAnsi" w:cstheme="majorBidi"/>
+        <w:rFonts/>
       </w:rPr>
       <w:tblPr/>
       <w:tcPr>
@@ -6161,7 +5980,7 @@
     </w:tblPr>
     <w:tblStylePr w:type="firstRow">
       <w:rPr>
-        <w:rFonts w:asciiTheme="majorHAnsi" w:eastAsiaTheme="majorEastAsia" w:hAnsiTheme="majorHAnsi" w:cstheme="majorBidi"/>
+        <w:rFonts/>
       </w:rPr>
       <w:tblPr/>
       <w:tcPr>
@@ -6245,7 +6064,7 @@
     </w:tblPr>
     <w:tblStylePr w:type="firstRow">
       <w:rPr>
-        <w:rFonts w:asciiTheme="majorHAnsi" w:eastAsiaTheme="majorEastAsia" w:hAnsiTheme="majorHAnsi" w:cstheme="majorBidi"/>
+        <w:rFonts/>
       </w:rPr>
       <w:tblPr/>
       <w:tcPr>
@@ -6329,7 +6148,7 @@
     </w:tblPr>
     <w:tblStylePr w:type="firstRow">
       <w:rPr>
-        <w:rFonts w:asciiTheme="majorHAnsi" w:eastAsiaTheme="majorEastAsia" w:hAnsiTheme="majorHAnsi" w:cstheme="majorBidi"/>
+        <w:rFonts/>
       </w:rPr>
       <w:tblPr/>
       <w:tcPr>
@@ -6413,7 +6232,7 @@
     </w:tblPr>
     <w:tblStylePr w:type="firstRow">
       <w:rPr>
-        <w:rFonts w:asciiTheme="majorHAnsi" w:eastAsiaTheme="majorEastAsia" w:hAnsiTheme="majorHAnsi" w:cstheme="majorBidi"/>
+        <w:rFonts/>
       </w:rPr>
       <w:tblPr/>
       <w:tcPr>
@@ -6497,7 +6316,7 @@
     </w:tblPr>
     <w:tblStylePr w:type="firstRow">
       <w:rPr>
-        <w:rFonts w:asciiTheme="majorHAnsi" w:eastAsiaTheme="majorEastAsia" w:hAnsiTheme="majorHAnsi" w:cstheme="majorBidi"/>
+        <w:rFonts/>
       </w:rPr>
       <w:tblPr/>
       <w:tcPr>
@@ -6562,7 +6381,7 @@
       <w:spacing w:after="0" w:line="240" w:lineRule="auto"/>
     </w:pPr>
     <w:rPr>
-      <w:rFonts w:asciiTheme="majorHAnsi" w:eastAsiaTheme="majorEastAsia" w:hAnsiTheme="majorHAnsi" w:cstheme="majorBidi"/>
+      <w:rFonts/>
       <w:color w:val="000000" w:themeColor="text1"/>
     </w:rPr>
     <w:tblPr>
@@ -6690,7 +6509,7 @@
       <w:spacing w:after="0" w:line="240" w:lineRule="auto"/>
     </w:pPr>
     <w:rPr>
-      <w:rFonts w:asciiTheme="majorHAnsi" w:eastAsiaTheme="majorEastAsia" w:hAnsiTheme="majorHAnsi" w:cstheme="majorBidi"/>
+      <w:rFonts/>
       <w:color w:val="000000" w:themeColor="text1"/>
     </w:rPr>
     <w:tblPr>
@@ -6818,7 +6637,7 @@
       <w:spacing w:after="0" w:line="240" w:lineRule="auto"/>
     </w:pPr>
     <w:rPr>
-      <w:rFonts w:asciiTheme="majorHAnsi" w:eastAsiaTheme="majorEastAsia" w:hAnsiTheme="majorHAnsi" w:cstheme="majorBidi"/>
+      <w:rFonts/>
       <w:color w:val="000000" w:themeColor="text1"/>
     </w:rPr>
     <w:tblPr>
@@ -6946,7 +6765,7 @@
       <w:spacing w:after="0" w:line="240" w:lineRule="auto"/>
     </w:pPr>
     <w:rPr>
-      <w:rFonts w:asciiTheme="majorHAnsi" w:eastAsiaTheme="majorEastAsia" w:hAnsiTheme="majorHAnsi" w:cstheme="majorBidi"/>
+      <w:rFonts/>
       <w:color w:val="000000" w:themeColor="text1"/>
     </w:rPr>
     <w:tblPr>
@@ -7074,7 +6893,7 @@
       <w:spacing w:after="0" w:line="240" w:lineRule="auto"/>
     </w:pPr>
     <w:rPr>
-      <w:rFonts w:asciiTheme="majorHAnsi" w:eastAsiaTheme="majorEastAsia" w:hAnsiTheme="majorHAnsi" w:cstheme="majorBidi"/>
+      <w:rFonts/>
       <w:color w:val="000000" w:themeColor="text1"/>
     </w:rPr>
     <w:tblPr>
@@ -7202,7 +7021,7 @@
       <w:spacing w:after="0" w:line="240" w:lineRule="auto"/>
     </w:pPr>
     <w:rPr>
-      <w:rFonts w:asciiTheme="majorHAnsi" w:eastAsiaTheme="majorEastAsia" w:hAnsiTheme="majorHAnsi" w:cstheme="majorBidi"/>
+      <w:rFonts/>
       <w:color w:val="000000" w:themeColor="text1"/>
     </w:rPr>
     <w:tblPr>
@@ -7330,7 +7149,7 @@
       <w:spacing w:after="0" w:line="240" w:lineRule="auto"/>
     </w:pPr>
     <w:rPr>
-      <w:rFonts w:asciiTheme="majorHAnsi" w:eastAsiaTheme="majorEastAsia" w:hAnsiTheme="majorHAnsi" w:cstheme="majorBidi"/>
+      <w:rFonts/>
       <w:color w:val="000000" w:themeColor="text1"/>
     </w:rPr>
     <w:tblPr>
@@ -7969,7 +7788,7 @@
       <w:spacing w:after="0" w:line="240" w:lineRule="auto"/>
     </w:pPr>
     <w:rPr>
-      <w:rFonts w:asciiTheme="majorHAnsi" w:eastAsiaTheme="majorEastAsia" w:hAnsiTheme="majorHAnsi" w:cstheme="majorBidi"/>
+      <w:rFonts/>
       <w:color w:val="000000" w:themeColor="text1"/>
     </w:rPr>
     <w:tblPr>
@@ -8094,7 +7913,7 @@
       <w:spacing w:after="0" w:line="240" w:lineRule="auto"/>
     </w:pPr>
     <w:rPr>
-      <w:rFonts w:asciiTheme="majorHAnsi" w:eastAsiaTheme="majorEastAsia" w:hAnsiTheme="majorHAnsi" w:cstheme="majorBidi"/>
+      <w:rFonts/>
       <w:color w:val="000000" w:themeColor="text1"/>
     </w:rPr>
     <w:tblPr>
@@ -8219,7 +8038,7 @@
       <w:spacing w:after="0" w:line="240" w:lineRule="auto"/>
     </w:pPr>
     <w:rPr>
-      <w:rFonts w:asciiTheme="majorHAnsi" w:eastAsiaTheme="majorEastAsia" w:hAnsiTheme="majorHAnsi" w:cstheme="majorBidi"/>
+      <w:rFonts/>
       <w:color w:val="000000" w:themeColor="text1"/>
     </w:rPr>
     <w:tblPr>
@@ -8344,7 +8163,7 @@
       <w:spacing w:after="0" w:line="240" w:lineRule="auto"/>
     </w:pPr>
     <w:rPr>
-      <w:rFonts w:asciiTheme="majorHAnsi" w:eastAsiaTheme="majorEastAsia" w:hAnsiTheme="majorHAnsi" w:cstheme="majorBidi"/>
+      <w:rFonts/>
       <w:color w:val="000000" w:themeColor="text1"/>
     </w:rPr>
     <w:tblPr>
@@ -8469,7 +8288,7 @@
       <w:spacing w:after="0" w:line="240" w:lineRule="auto"/>
     </w:pPr>
     <w:rPr>
-      <w:rFonts w:asciiTheme="majorHAnsi" w:eastAsiaTheme="majorEastAsia" w:hAnsiTheme="majorHAnsi" w:cstheme="majorBidi"/>
+      <w:rFonts/>
       <w:color w:val="000000" w:themeColor="text1"/>
     </w:rPr>
     <w:tblPr>
@@ -8594,7 +8413,7 @@
       <w:spacing w:after="0" w:line="240" w:lineRule="auto"/>
     </w:pPr>
     <w:rPr>
-      <w:rFonts w:asciiTheme="majorHAnsi" w:eastAsiaTheme="majorEastAsia" w:hAnsiTheme="majorHAnsi" w:cstheme="majorBidi"/>
+      <w:rFonts/>
       <w:color w:val="000000" w:themeColor="text1"/>
     </w:rPr>
     <w:tblPr>
@@ -8719,7 +8538,7 @@
       <w:spacing w:after="0" w:line="240" w:lineRule="auto"/>
     </w:pPr>
     <w:rPr>
-      <w:rFonts w:asciiTheme="majorHAnsi" w:eastAsiaTheme="majorEastAsia" w:hAnsiTheme="majorHAnsi" w:cstheme="majorBidi"/>
+      <w:rFonts/>
       <w:color w:val="000000" w:themeColor="text1"/>
     </w:rPr>
     <w:tblPr>
